--- a/tests/sample-lists - annotated.docx
+++ b/tests/sample-lists - annotated.docx
@@ -237,7 +237,7 @@
 
 <file path=word/comments.xml><?xml version="1.0" encoding="utf-8"?>
 <w:comments xmlns:w="http://schemas.openxmlformats.org/wordprocessingml/2006/main">
-  <w:comment w:id="0" w:author="Style Manual Check" w:initials="SMC" w:date="2026-06-10T10:14:30Z">
+  <w:comment w:id="0" w:author="Style Manual Check" w:initials="SMC" w:date="2026-07-04T13:14:27Z">
     <w:p>
       <w:pPr>
         <w:pStyle w:val="CommentText"/>
@@ -271,7 +271,7 @@
       </w:r>
     </w:p>
   </w:comment>
-  <w:comment w:id="1" w:author="Style Manual Check" w:initials="SMC" w:date="2026-06-10T10:14:30Z">
+  <w:comment w:id="1" w:author="Style Manual Check" w:initials="SMC" w:date="2026-07-04T13:14:27Z">
     <w:p>
       <w:pPr>
         <w:pStyle w:val="CommentText"/>
@@ -305,7 +305,7 @@
       </w:r>
     </w:p>
   </w:comment>
-  <w:comment w:id="2" w:author="Style Manual Check" w:initials="SMC" w:date="2026-06-10T10:14:30Z">
+  <w:comment w:id="2" w:author="Style Manual Check" w:initials="SMC" w:date="2026-07-04T13:14:27Z">
     <w:p>
       <w:pPr>
         <w:pStyle w:val="CommentText"/>
@@ -339,7 +339,7 @@
       </w:r>
     </w:p>
   </w:comment>
-  <w:comment w:id="3" w:author="Style Manual Check" w:initials="SMC" w:date="2026-06-10T10:14:30Z">
+  <w:comment w:id="3" w:author="Style Manual Check" w:initials="SMC" w:date="2026-07-04T13:14:27Z">
     <w:p>
       <w:pPr>
         <w:pStyle w:val="CommentText"/>
@@ -373,7 +373,7 @@
       </w:r>
     </w:p>
   </w:comment>
-  <w:comment w:id="4" w:author="Style Manual Check" w:initials="SMC" w:date="2026-06-10T10:14:30Z">
+  <w:comment w:id="4" w:author="Style Manual Check" w:initials="SMC" w:date="2026-07-04T13:14:27Z">
     <w:p>
       <w:pPr>
         <w:pStyle w:val="CommentText"/>
@@ -407,7 +407,7 @@
       </w:r>
     </w:p>
   </w:comment>
-  <w:comment w:id="5" w:author="Style Manual Check" w:initials="SMC" w:date="2026-06-10T10:14:30Z">
+  <w:comment w:id="5" w:author="Style Manual Check" w:initials="SMC" w:date="2026-07-04T13:14:27Z">
     <w:p>
       <w:pPr>
         <w:pStyle w:val="CommentText"/>
@@ -441,7 +441,7 @@
       </w:r>
     </w:p>
   </w:comment>
-  <w:comment w:id="6" w:author="Style Manual Check" w:initials="SMC" w:date="2026-06-10T10:14:30Z">
+  <w:comment w:id="6" w:author="Style Manual Check" w:initials="SMC" w:date="2026-07-04T13:14:27Z">
     <w:p>
       <w:pPr>
         <w:pStyle w:val="CommentText"/>
@@ -475,7 +475,7 @@
       </w:r>
     </w:p>
   </w:comment>
-  <w:comment w:id="7" w:author="Style Manual Check" w:initials="SMC" w:date="2026-06-10T10:14:30Z">
+  <w:comment w:id="7" w:author="Style Manual Check" w:initials="SMC" w:date="2026-07-04T13:14:27Z">
     <w:p>
       <w:pPr>
         <w:pStyle w:val="CommentText"/>
@@ -509,7 +509,7 @@
       </w:r>
     </w:p>
   </w:comment>
-  <w:comment w:id="8" w:author="Style Manual Check" w:initials="SMC" w:date="2026-06-10T10:14:30Z">
+  <w:comment w:id="8" w:author="Style Manual Check" w:initials="SMC" w:date="2026-07-04T13:14:27Z">
     <w:p>
       <w:pPr>
         <w:pStyle w:val="CommentText"/>
@@ -543,7 +543,7 @@
       </w:r>
     </w:p>
   </w:comment>
-  <w:comment w:id="9" w:author="Style Manual Check" w:initials="SMC" w:date="2026-06-10T10:14:30Z">
+  <w:comment w:id="9" w:author="Style Manual Check" w:initials="SMC" w:date="2026-07-04T13:14:27Z">
     <w:p>
       <w:pPr>
         <w:pStyle w:val="CommentText"/>
